--- a/zanyatiya/Zanyatie_04_Pasport_Blank.docx
+++ b/zanyatiya/Zanyatie_04_Pasport_Blank.docx
@@ -19,7 +19,7 @@
     <w:p>
       <w:pPr>
         <w:pBdr>
-          <w:bottom w:val="single" w:color="005AAA" w:sz="10" w:space="5"/>
+          <w:bottom w:val="single" w:color="999999" w:sz="10" w:space="5"/>
         </w:pBdr>
         <w:spacing w:after="60"/>
       </w:pPr>
@@ -70,7 +70,7 @@
     <w:p>
       <w:pPr>
         <w:pBdr>
-          <w:bottom w:val="single" w:color="005AAA" w:sz="6" w:space="3"/>
+          <w:bottom w:val="single" w:color="999999" w:sz="6" w:space="3"/>
         </w:pBdr>
         <w:spacing w:after="55" w:before="190"/>
       </w:pPr>
@@ -79,7 +79,7 @@
           <w:rFonts w:ascii="Arial" w:cs="Arial" w:eastAsia="Arial" w:hAnsi="Arial"/>
           <w:b/>
           <w:bCs/>
-          <w:color w:val="005AAA"/>
+          <w:color w:val="1A1A1A"/>
           <w:sz w:val="21"/>
           <w:szCs w:val="21"/>
         </w:rPr>
@@ -125,7 +125,7 @@
       </w:tblGrid>
       <w:tr>
         <w:trPr>
-          <w:trHeight w:val="390" w:hRule="atLeast"/>
+          <w:trHeight w:val="702" w:hRule="atLeast"/>
         </w:trPr>
         <w:tc>
           <w:tcPr>
@@ -162,7 +162,7 @@
     <w:p>
       <w:pPr>
         <w:pBdr>
-          <w:bottom w:val="single" w:color="005AAA" w:sz="6" w:space="3"/>
+          <w:bottom w:val="single" w:color="999999" w:sz="6" w:space="3"/>
         </w:pBdr>
         <w:spacing w:after="55" w:before="190"/>
       </w:pPr>
@@ -171,7 +171,7 @@
           <w:rFonts w:ascii="Arial" w:cs="Arial" w:eastAsia="Arial" w:hAnsi="Arial"/>
           <w:b/>
           <w:bCs/>
-          <w:color w:val="005AAA"/>
+          <w:color w:val="1A1A1A"/>
           <w:sz w:val="21"/>
           <w:szCs w:val="21"/>
         </w:rPr>
@@ -213,7 +213,7 @@
         <w:tc>
           <w:tcPr>
             <w:tcW w:type="pct" w:w="24%"/>
-            <w:shd w:fill="005AAA" w:val="clear"/>
+            <w:shd w:fill="E8E8E8" w:val="clear"/>
             <w:tcMar>
               <w:top w:type="dxa" w:w="85"/>
               <w:left w:type="dxa" w:w="105"/>
@@ -234,7 +234,7 @@
                 <w:bCs/>
                 <w:i w:val="false"/>
                 <w:iCs w:val="false"/>
-                <w:color w:val="FFFFFF"/>
+                <w:color w:val="1A1A1A"/>
                 <w:sz w:val="16"/>
                 <w:szCs w:val="16"/>
               </w:rPr>
@@ -245,7 +245,7 @@
         <w:tc>
           <w:tcPr>
             <w:tcW w:type="pct" w:w="26%"/>
-            <w:shd w:fill="005AAA" w:val="clear"/>
+            <w:shd w:fill="E8E8E8" w:val="clear"/>
             <w:tcMar>
               <w:top w:type="dxa" w:w="85"/>
               <w:left w:type="dxa" w:w="105"/>
@@ -266,7 +266,7 @@
                 <w:bCs/>
                 <w:i w:val="false"/>
                 <w:iCs w:val="false"/>
-                <w:color w:val="FFFFFF"/>
+                <w:color w:val="1A1A1A"/>
                 <w:sz w:val="16"/>
                 <w:szCs w:val="16"/>
               </w:rPr>
@@ -277,7 +277,7 @@
         <w:tc>
           <w:tcPr>
             <w:tcW w:type="pct" w:w="50%"/>
-            <w:shd w:fill="005AAA" w:val="clear"/>
+            <w:shd w:fill="E8E8E8" w:val="clear"/>
             <w:tcMar>
               <w:top w:type="dxa" w:w="85"/>
               <w:left w:type="dxa" w:w="105"/>
@@ -298,7 +298,7 @@
                 <w:bCs/>
                 <w:i w:val="false"/>
                 <w:iCs w:val="false"/>
-                <w:color w:val="FFFFFF"/>
+                <w:color w:val="1A1A1A"/>
                 <w:sz w:val="16"/>
                 <w:szCs w:val="16"/>
               </w:rPr>
@@ -309,7 +309,7 @@
       </w:tr>
       <w:tr>
         <w:trPr>
-          <w:trHeight w:val="400" w:hRule="atLeast"/>
+          <w:trHeight w:val="720" w:hRule="atLeast"/>
         </w:trPr>
         <w:tc>
           <w:tcPr>
@@ -401,7 +401,7 @@
       </w:tr>
       <w:tr>
         <w:trPr>
-          <w:trHeight w:val="400" w:hRule="atLeast"/>
+          <w:trHeight w:val="720" w:hRule="atLeast"/>
         </w:trPr>
         <w:tc>
           <w:tcPr>
@@ -493,7 +493,7 @@
       </w:tr>
       <w:tr>
         <w:trPr>
-          <w:trHeight w:val="400" w:hRule="atLeast"/>
+          <w:trHeight w:val="720" w:hRule="atLeast"/>
         </w:trPr>
         <w:tc>
           <w:tcPr>
@@ -585,7 +585,7 @@
       </w:tr>
       <w:tr>
         <w:trPr>
-          <w:trHeight w:val="400" w:hRule="atLeast"/>
+          <w:trHeight w:val="720" w:hRule="atLeast"/>
         </w:trPr>
         <w:tc>
           <w:tcPr>
@@ -679,7 +679,7 @@
     <w:p>
       <w:pPr>
         <w:pBdr>
-          <w:bottom w:val="single" w:color="005AAA" w:sz="6" w:space="3"/>
+          <w:bottom w:val="single" w:color="999999" w:sz="6" w:space="3"/>
         </w:pBdr>
         <w:spacing w:after="55" w:before="190"/>
       </w:pPr>
@@ -688,7 +688,7 @@
           <w:rFonts w:ascii="Arial" w:cs="Arial" w:eastAsia="Arial" w:hAnsi="Arial"/>
           <w:b/>
           <w:bCs/>
-          <w:color w:val="005AAA"/>
+          <w:color w:val="1A1A1A"/>
           <w:sz w:val="21"/>
           <w:szCs w:val="21"/>
         </w:rPr>
@@ -734,7 +734,7 @@
       </w:tblGrid>
       <w:tr>
         <w:trPr>
-          <w:trHeight w:val="390" w:hRule="atLeast"/>
+          <w:trHeight w:val="702" w:hRule="atLeast"/>
         </w:trPr>
         <w:tc>
           <w:tcPr>
@@ -769,7 +769,7 @@
       </w:tr>
       <w:tr>
         <w:trPr>
-          <w:trHeight w:val="390" w:hRule="atLeast"/>
+          <w:trHeight w:val="702" w:hRule="atLeast"/>
         </w:trPr>
         <w:tc>
           <w:tcPr>
@@ -804,7 +804,7 @@
       </w:tr>
       <w:tr>
         <w:trPr>
-          <w:trHeight w:val="390" w:hRule="atLeast"/>
+          <w:trHeight w:val="702" w:hRule="atLeast"/>
         </w:trPr>
         <w:tc>
           <w:tcPr>
@@ -841,7 +841,7 @@
     <w:p>
       <w:pPr>
         <w:pBdr>
-          <w:bottom w:val="single" w:color="005AAA" w:sz="6" w:space="3"/>
+          <w:bottom w:val="single" w:color="999999" w:sz="6" w:space="3"/>
         </w:pBdr>
         <w:spacing w:after="55" w:before="190"/>
       </w:pPr>
@@ -850,7 +850,7 @@
           <w:rFonts w:ascii="Arial" w:cs="Arial" w:eastAsia="Arial" w:hAnsi="Arial"/>
           <w:b/>
           <w:bCs/>
-          <w:color w:val="005AAA"/>
+          <w:color w:val="1A1A1A"/>
           <w:sz w:val="21"/>
           <w:szCs w:val="21"/>
         </w:rPr>
@@ -896,7 +896,7 @@
       </w:tblGrid>
       <w:tr>
         <w:trPr>
-          <w:trHeight w:val="390" w:hRule="atLeast"/>
+          <w:trHeight w:val="702" w:hRule="atLeast"/>
         </w:trPr>
         <w:tc>
           <w:tcPr>
@@ -931,7 +931,7 @@
       </w:tr>
       <w:tr>
         <w:trPr>
-          <w:trHeight w:val="390" w:hRule="atLeast"/>
+          <w:trHeight w:val="702" w:hRule="atLeast"/>
         </w:trPr>
         <w:tc>
           <w:tcPr>
@@ -966,7 +966,7 @@
       </w:tr>
       <w:tr>
         <w:trPr>
-          <w:trHeight w:val="390" w:hRule="atLeast"/>
+          <w:trHeight w:val="702" w:hRule="atLeast"/>
         </w:trPr>
         <w:tc>
           <w:tcPr>
@@ -1008,7 +1008,7 @@
     <w:p>
       <w:pPr>
         <w:pBdr>
-          <w:bottom w:val="single" w:color="005AAA" w:sz="6" w:space="3"/>
+          <w:bottom w:val="single" w:color="999999" w:sz="6" w:space="3"/>
         </w:pBdr>
         <w:spacing w:after="55" w:before="190"/>
       </w:pPr>
@@ -1017,7 +1017,7 @@
           <w:rFonts w:ascii="Arial" w:cs="Arial" w:eastAsia="Arial" w:hAnsi="Arial"/>
           <w:b/>
           <w:bCs/>
-          <w:color w:val="005AAA"/>
+          <w:color w:val="1A1A1A"/>
           <w:sz w:val="21"/>
           <w:szCs w:val="21"/>
         </w:rPr>
@@ -1070,7 +1070,7 @@
         <w:tc>
           <w:tcPr>
             <w:tcW w:type="pct" w:w="26%"/>
-            <w:shd w:fill="005AAA" w:val="clear"/>
+            <w:shd w:fill="E8E8E8" w:val="clear"/>
             <w:tcMar>
               <w:top w:type="dxa" w:w="85"/>
               <w:left w:type="dxa" w:w="105"/>
@@ -1091,7 +1091,7 @@
                 <w:bCs/>
                 <w:i w:val="false"/>
                 <w:iCs w:val="false"/>
-                <w:color w:val="FFFFFF"/>
+                <w:color w:val="1A1A1A"/>
                 <w:sz w:val="16"/>
                 <w:szCs w:val="16"/>
               </w:rPr>
@@ -1102,7 +1102,7 @@
         <w:tc>
           <w:tcPr>
             <w:tcW w:type="pct" w:w="37%"/>
-            <w:shd w:fill="005AAA" w:val="clear"/>
+            <w:shd w:fill="E8E8E8" w:val="clear"/>
             <w:tcMar>
               <w:top w:type="dxa" w:w="85"/>
               <w:left w:type="dxa" w:w="105"/>
@@ -1123,7 +1123,7 @@
                 <w:bCs/>
                 <w:i w:val="false"/>
                 <w:iCs w:val="false"/>
-                <w:color w:val="FFFFFF"/>
+                <w:color w:val="1A1A1A"/>
                 <w:sz w:val="16"/>
                 <w:szCs w:val="16"/>
               </w:rPr>
@@ -1134,7 +1134,7 @@
         <w:tc>
           <w:tcPr>
             <w:tcW w:type="pct" w:w="37%"/>
-            <w:shd w:fill="005AAA" w:val="clear"/>
+            <w:shd w:fill="E8E8E8" w:val="clear"/>
             <w:tcMar>
               <w:top w:type="dxa" w:w="85"/>
               <w:left w:type="dxa" w:w="105"/>
@@ -1155,7 +1155,7 @@
                 <w:bCs/>
                 <w:i w:val="false"/>
                 <w:iCs w:val="false"/>
-                <w:color w:val="FFFFFF"/>
+                <w:color w:val="1A1A1A"/>
                 <w:sz w:val="16"/>
                 <w:szCs w:val="16"/>
               </w:rPr>
@@ -1166,7 +1166,7 @@
       </w:tr>
       <w:tr>
         <w:trPr>
-          <w:trHeight w:val="540" w:hRule="atLeast"/>
+          <w:trHeight w:val="950" w:hRule="atLeast"/>
         </w:trPr>
         <w:tc>
           <w:tcPr>
@@ -1258,7 +1258,7 @@
       </w:tr>
       <w:tr>
         <w:trPr>
-          <w:trHeight w:val="540" w:hRule="atLeast"/>
+          <w:trHeight w:val="950" w:hRule="atLeast"/>
         </w:trPr>
         <w:tc>
           <w:tcPr>
@@ -1350,7 +1350,7 @@
       </w:tr>
       <w:tr>
         <w:trPr>
-          <w:trHeight w:val="540" w:hRule="atLeast"/>
+          <w:trHeight w:val="950" w:hRule="atLeast"/>
         </w:trPr>
         <w:tc>
           <w:tcPr>
@@ -1444,7 +1444,7 @@
     <w:p>
       <w:pPr>
         <w:pBdr>
-          <w:bottom w:val="single" w:color="005AAA" w:sz="6" w:space="3"/>
+          <w:bottom w:val="single" w:color="999999" w:sz="6" w:space="3"/>
         </w:pBdr>
         <w:spacing w:after="55" w:before="190"/>
       </w:pPr>
@@ -1453,7 +1453,7 @@
           <w:rFonts w:ascii="Arial" w:cs="Arial" w:eastAsia="Arial" w:hAnsi="Arial"/>
           <w:b/>
           <w:bCs/>
-          <w:color w:val="005AAA"/>
+          <w:color w:val="1A1A1A"/>
           <w:sz w:val="21"/>
           <w:szCs w:val="21"/>
         </w:rPr>
@@ -1494,7 +1494,7 @@
         <w:tc>
           <w:tcPr>
             <w:tcW w:type="pct" w:w="26%"/>
-            <w:shd w:fill="005AAA" w:val="clear"/>
+            <w:shd w:fill="E8E8E8" w:val="clear"/>
             <w:tcMar>
               <w:top w:type="dxa" w:w="85"/>
               <w:left w:type="dxa" w:w="105"/>
@@ -1515,7 +1515,7 @@
                 <w:bCs/>
                 <w:i w:val="false"/>
                 <w:iCs w:val="false"/>
-                <w:color w:val="FFFFFF"/>
+                <w:color w:val="1A1A1A"/>
                 <w:sz w:val="16"/>
                 <w:szCs w:val="16"/>
               </w:rPr>
@@ -1526,7 +1526,7 @@
         <w:tc>
           <w:tcPr>
             <w:tcW w:type="pct" w:w="74%"/>
-            <w:shd w:fill="005AAA" w:val="clear"/>
+            <w:shd w:fill="E8E8E8" w:val="clear"/>
             <w:tcMar>
               <w:top w:type="dxa" w:w="85"/>
               <w:left w:type="dxa" w:w="105"/>
@@ -1547,7 +1547,7 @@
                 <w:bCs/>
                 <w:i w:val="false"/>
                 <w:iCs w:val="false"/>
-                <w:color w:val="FFFFFF"/>
+                <w:color w:val="1A1A1A"/>
                 <w:sz w:val="16"/>
                 <w:szCs w:val="16"/>
               </w:rPr>
@@ -1558,7 +1558,7 @@
       </w:tr>
       <w:tr>
         <w:trPr>
-          <w:trHeight w:val="470" w:hRule="atLeast"/>
+          <w:trHeight w:val="846" w:hRule="atLeast"/>
         </w:trPr>
         <w:tc>
           <w:tcPr>
@@ -1621,7 +1621,7 @@
       </w:tr>
       <w:tr>
         <w:trPr>
-          <w:trHeight w:val="470" w:hRule="atLeast"/>
+          <w:trHeight w:val="846" w:hRule="atLeast"/>
         </w:trPr>
         <w:tc>
           <w:tcPr>
@@ -1684,7 +1684,7 @@
       </w:tr>
       <w:tr>
         <w:trPr>
-          <w:trHeight w:val="470" w:hRule="atLeast"/>
+          <w:trHeight w:val="846" w:hRule="atLeast"/>
         </w:trPr>
         <w:tc>
           <w:tcPr>
@@ -1749,7 +1749,7 @@
     <w:p>
       <w:pPr>
         <w:pBdr>
-          <w:bottom w:val="single" w:color="005AAA" w:sz="6" w:space="3"/>
+          <w:bottom w:val="single" w:color="999999" w:sz="6" w:space="3"/>
         </w:pBdr>
         <w:spacing w:after="55" w:before="190"/>
       </w:pPr>
@@ -1758,7 +1758,7 @@
           <w:rFonts w:ascii="Arial" w:cs="Arial" w:eastAsia="Arial" w:hAnsi="Arial"/>
           <w:b/>
           <w:bCs/>
-          <w:color w:val="005AAA"/>
+          <w:color w:val="1A1A1A"/>
           <w:sz w:val="21"/>
           <w:szCs w:val="21"/>
         </w:rPr>
@@ -1800,7 +1800,7 @@
         <w:tc>
           <w:tcPr>
             <w:tcW w:type="pct" w:w="34%"/>
-            <w:shd w:fill="005AAA" w:val="clear"/>
+            <w:shd w:fill="E8E8E8" w:val="clear"/>
             <w:tcMar>
               <w:top w:type="dxa" w:w="85"/>
               <w:left w:type="dxa" w:w="105"/>
@@ -1821,7 +1821,7 @@
                 <w:bCs/>
                 <w:i w:val="false"/>
                 <w:iCs w:val="false"/>
-                <w:color w:val="FFFFFF"/>
+                <w:color w:val="1A1A1A"/>
                 <w:sz w:val="16"/>
                 <w:szCs w:val="16"/>
               </w:rPr>
@@ -1832,7 +1832,7 @@
         <w:tc>
           <w:tcPr>
             <w:tcW w:type="pct" w:w="13%"/>
-            <w:shd w:fill="005AAA" w:val="clear"/>
+            <w:shd w:fill="E8E8E8" w:val="clear"/>
             <w:tcMar>
               <w:top w:type="dxa" w:w="85"/>
               <w:left w:type="dxa" w:w="105"/>
@@ -1853,7 +1853,7 @@
                 <w:bCs/>
                 <w:i w:val="false"/>
                 <w:iCs w:val="false"/>
-                <w:color w:val="FFFFFF"/>
+                <w:color w:val="1A1A1A"/>
                 <w:sz w:val="16"/>
                 <w:szCs w:val="16"/>
               </w:rPr>
@@ -1872,7 +1872,7 @@
                 <w:bCs/>
                 <w:i/>
                 <w:iCs/>
-                <w:color w:val="FFFFFF"/>
+                <w:color w:val="1A1A1A"/>
                 <w:sz w:val="14"/>
                 <w:szCs w:val="14"/>
               </w:rPr>
@@ -1883,7 +1883,7 @@
         <w:tc>
           <w:tcPr>
             <w:tcW w:type="pct" w:w="53%"/>
-            <w:shd w:fill="005AAA" w:val="clear"/>
+            <w:shd w:fill="E8E8E8" w:val="clear"/>
             <w:tcMar>
               <w:top w:type="dxa" w:w="85"/>
               <w:left w:type="dxa" w:w="105"/>
@@ -1904,7 +1904,7 @@
                 <w:bCs/>
                 <w:i w:val="false"/>
                 <w:iCs w:val="false"/>
-                <w:color w:val="FFFFFF"/>
+                <w:color w:val="1A1A1A"/>
                 <w:sz w:val="16"/>
                 <w:szCs w:val="16"/>
               </w:rPr>
@@ -1915,7 +1915,7 @@
       </w:tr>
       <w:tr>
         <w:trPr>
-          <w:trHeight w:val="400" w:hRule="atLeast"/>
+          <w:trHeight w:val="720" w:hRule="atLeast"/>
         </w:trPr>
         <w:tc>
           <w:tcPr>
@@ -2008,7 +2008,7 @@
       </w:tr>
       <w:tr>
         <w:trPr>
-          <w:trHeight w:val="400" w:hRule="atLeast"/>
+          <w:trHeight w:val="720" w:hRule="atLeast"/>
         </w:trPr>
         <w:tc>
           <w:tcPr>
@@ -2101,7 +2101,7 @@
       </w:tr>
       <w:tr>
         <w:trPr>
-          <w:trHeight w:val="400" w:hRule="atLeast"/>
+          <w:trHeight w:val="720" w:hRule="atLeast"/>
         </w:trPr>
         <w:tc>
           <w:tcPr>
@@ -2194,7 +2194,7 @@
       </w:tr>
       <w:tr>
         <w:trPr>
-          <w:trHeight w:val="400" w:hRule="atLeast"/>
+          <w:trHeight w:val="720" w:hRule="atLeast"/>
         </w:trPr>
         <w:tc>
           <w:tcPr>
@@ -2310,7 +2310,7 @@
     <w:p>
       <w:pPr>
         <w:pBdr>
-          <w:bottom w:val="single" w:color="005AAA" w:sz="6" w:space="3"/>
+          <w:bottom w:val="single" w:color="999999" w:sz="6" w:space="3"/>
         </w:pBdr>
         <w:spacing w:after="55" w:before="190"/>
       </w:pPr>
@@ -2319,7 +2319,7 @@
           <w:rFonts w:ascii="Arial" w:cs="Arial" w:eastAsia="Arial" w:hAnsi="Arial"/>
           <w:b/>
           <w:bCs/>
-          <w:color w:val="005AAA"/>
+          <w:color w:val="1A1A1A"/>
           <w:sz w:val="21"/>
           <w:szCs w:val="21"/>
         </w:rPr>
@@ -2360,7 +2360,7 @@
         <w:tc>
           <w:tcPr>
             <w:tcW w:type="pct" w:w="16%"/>
-            <w:shd w:fill="005AAA" w:val="clear"/>
+            <w:shd w:fill="E8E8E8" w:val="clear"/>
             <w:tcMar>
               <w:top w:type="dxa" w:w="85"/>
               <w:left w:type="dxa" w:w="105"/>
@@ -2381,7 +2381,7 @@
                 <w:bCs/>
                 <w:i w:val="false"/>
                 <w:iCs w:val="false"/>
-                <w:color w:val="FFFFFF"/>
+                <w:color w:val="1A1A1A"/>
                 <w:sz w:val="16"/>
                 <w:szCs w:val="16"/>
               </w:rPr>
@@ -2392,7 +2392,7 @@
         <w:tc>
           <w:tcPr>
             <w:tcW w:type="pct" w:w="84%"/>
-            <w:shd w:fill="005AAA" w:val="clear"/>
+            <w:shd w:fill="E8E8E8" w:val="clear"/>
             <w:tcMar>
               <w:top w:type="dxa" w:w="85"/>
               <w:left w:type="dxa" w:w="105"/>
@@ -2413,7 +2413,7 @@
                 <w:bCs/>
                 <w:i w:val="false"/>
                 <w:iCs w:val="false"/>
-                <w:color w:val="FFFFFF"/>
+                <w:color w:val="1A1A1A"/>
                 <w:sz w:val="16"/>
                 <w:szCs w:val="16"/>
               </w:rPr>
@@ -2424,7 +2424,7 @@
       </w:tr>
       <w:tr>
         <w:trPr>
-          <w:trHeight w:val="390" w:hRule="atLeast"/>
+          <w:trHeight w:val="702" w:hRule="atLeast"/>
         </w:trPr>
         <w:tc>
           <w:tcPr>
@@ -2488,7 +2488,7 @@
       </w:tr>
       <w:tr>
         <w:trPr>
-          <w:trHeight w:val="390" w:hRule="atLeast"/>
+          <w:trHeight w:val="702" w:hRule="atLeast"/>
         </w:trPr>
         <w:tc>
           <w:tcPr>
@@ -2552,7 +2552,7 @@
       </w:tr>
       <w:tr>
         <w:trPr>
-          <w:trHeight w:val="390" w:hRule="atLeast"/>
+          <w:trHeight w:val="702" w:hRule="atLeast"/>
         </w:trPr>
         <w:tc>
           <w:tcPr>
@@ -2616,7 +2616,7 @@
       </w:tr>
       <w:tr>
         <w:trPr>
-          <w:trHeight w:val="390" w:hRule="atLeast"/>
+          <w:trHeight w:val="702" w:hRule="atLeast"/>
         </w:trPr>
         <w:tc>
           <w:tcPr>
@@ -2680,7 +2680,7 @@
       </w:tr>
       <w:tr>
         <w:trPr>
-          <w:trHeight w:val="390" w:hRule="atLeast"/>
+          <w:trHeight w:val="702" w:hRule="atLeast"/>
         </w:trPr>
         <w:tc>
           <w:tcPr>
@@ -2746,7 +2746,7 @@
     <w:p>
       <w:pPr>
         <w:pBdr>
-          <w:bottom w:val="single" w:color="005AAA" w:sz="6" w:space="3"/>
+          <w:bottom w:val="single" w:color="999999" w:sz="6" w:space="3"/>
         </w:pBdr>
         <w:spacing w:after="55" w:before="190"/>
       </w:pPr>
@@ -2755,7 +2755,7 @@
           <w:rFonts w:ascii="Arial" w:cs="Arial" w:eastAsia="Arial" w:hAnsi="Arial"/>
           <w:b/>
           <w:bCs/>
-          <w:color w:val="005AAA"/>
+          <w:color w:val="1A1A1A"/>
           <w:sz w:val="21"/>
           <w:szCs w:val="21"/>
         </w:rPr>
@@ -2802,7 +2802,7 @@
       </w:tblGrid>
       <w:tr>
         <w:trPr>
-          <w:trHeight w:val="420" w:hRule="atLeast"/>
+          <w:trHeight w:val="756" w:hRule="atLeast"/>
         </w:trPr>
         <w:tc>
           <w:tcPr>
@@ -2866,7 +2866,7 @@
       </w:tr>
       <w:tr>
         <w:trPr>
-          <w:trHeight w:val="420" w:hRule="atLeast"/>
+          <w:trHeight w:val="756" w:hRule="atLeast"/>
         </w:trPr>
         <w:tc>
           <w:tcPr>
@@ -2930,7 +2930,7 @@
       </w:tr>
       <w:tr>
         <w:trPr>
-          <w:trHeight w:val="420" w:hRule="atLeast"/>
+          <w:trHeight w:val="756" w:hRule="atLeast"/>
         </w:trPr>
         <w:tc>
           <w:tcPr>
@@ -2994,7 +2994,7 @@
       </w:tr>
       <w:tr>
         <w:trPr>
-          <w:trHeight w:val="420" w:hRule="atLeast"/>
+          <w:trHeight w:val="756" w:hRule="atLeast"/>
         </w:trPr>
         <w:tc>
           <w:tcPr>
@@ -3060,7 +3060,7 @@
     <w:p>
       <w:pPr>
         <w:pBdr>
-          <w:bottom w:val="single" w:color="005AAA" w:sz="6" w:space="3"/>
+          <w:bottom w:val="single" w:color="999999" w:sz="6" w:space="3"/>
         </w:pBdr>
         <w:spacing w:after="55" w:before="190"/>
       </w:pPr>
@@ -3069,7 +3069,7 @@
           <w:rFonts w:ascii="Arial" w:cs="Arial" w:eastAsia="Arial" w:hAnsi="Arial"/>
           <w:b/>
           <w:bCs/>
-          <w:color w:val="005AAA"/>
+          <w:color w:val="1A1A1A"/>
           <w:sz w:val="21"/>
           <w:szCs w:val="21"/>
         </w:rPr>
@@ -3115,7 +3115,7 @@
       </w:tblGrid>
       <w:tr>
         <w:trPr>
-          <w:trHeight w:val="390" w:hRule="atLeast"/>
+          <w:trHeight w:val="702" w:hRule="atLeast"/>
         </w:trPr>
         <w:tc>
           <w:tcPr>
@@ -3150,7 +3150,7 @@
       </w:tr>
       <w:tr>
         <w:trPr>
-          <w:trHeight w:val="390" w:hRule="atLeast"/>
+          <w:trHeight w:val="702" w:hRule="atLeast"/>
         </w:trPr>
         <w:tc>
           <w:tcPr>
@@ -3192,7 +3192,7 @@
     <w:p>
       <w:pPr>
         <w:pBdr>
-          <w:bottom w:val="single" w:color="005AAA" w:sz="6" w:space="3"/>
+          <w:bottom w:val="single" w:color="999999" w:sz="6" w:space="3"/>
         </w:pBdr>
         <w:spacing w:after="55" w:before="190"/>
       </w:pPr>
@@ -3201,7 +3201,7 @@
           <w:rFonts w:ascii="Arial" w:cs="Arial" w:eastAsia="Arial" w:hAnsi="Arial"/>
           <w:b/>
           <w:bCs/>
-          <w:color w:val="005AAA"/>
+          <w:color w:val="1A1A1A"/>
           <w:sz w:val="21"/>
           <w:szCs w:val="21"/>
         </w:rPr>
@@ -3256,7 +3256,7 @@
         <w:tc>
           <w:tcPr>
             <w:tcW w:type="pct" w:w="24%"/>
-            <w:shd w:fill="005AAA" w:val="clear"/>
+            <w:shd w:fill="E8E8E8" w:val="clear"/>
             <w:tcMar>
               <w:top w:type="dxa" w:w="85"/>
               <w:left w:type="dxa" w:w="105"/>
@@ -3277,7 +3277,7 @@
                 <w:bCs/>
                 <w:i w:val="false"/>
                 <w:iCs w:val="false"/>
-                <w:color w:val="FFFFFF"/>
+                <w:color w:val="1A1A1A"/>
                 <w:sz w:val="16"/>
                 <w:szCs w:val="16"/>
               </w:rPr>
@@ -3288,7 +3288,7 @@
         <w:tc>
           <w:tcPr>
             <w:tcW w:type="pct" w:w="30%"/>
-            <w:shd w:fill="005AAA" w:val="clear"/>
+            <w:shd w:fill="E8E8E8" w:val="clear"/>
             <w:tcMar>
               <w:top w:type="dxa" w:w="85"/>
               <w:left w:type="dxa" w:w="105"/>
@@ -3309,7 +3309,7 @@
                 <w:bCs/>
                 <w:i w:val="false"/>
                 <w:iCs w:val="false"/>
-                <w:color w:val="FFFFFF"/>
+                <w:color w:val="1A1A1A"/>
                 <w:sz w:val="16"/>
                 <w:szCs w:val="16"/>
               </w:rPr>
@@ -3320,7 +3320,7 @@
         <w:tc>
           <w:tcPr>
             <w:tcW w:type="pct" w:w="11%"/>
-            <w:shd w:fill="005AAA" w:val="clear"/>
+            <w:shd w:fill="E8E8E8" w:val="clear"/>
             <w:tcMar>
               <w:top w:type="dxa" w:w="85"/>
               <w:left w:type="dxa" w:w="105"/>
@@ -3341,7 +3341,7 @@
                 <w:bCs/>
                 <w:i w:val="false"/>
                 <w:iCs w:val="false"/>
-                <w:color w:val="FFFFFF"/>
+                <w:color w:val="1A1A1A"/>
                 <w:sz w:val="16"/>
                 <w:szCs w:val="16"/>
               </w:rPr>
@@ -3355,7 +3355,7 @@
                 <w:rFonts w:ascii="Arial" w:cs="Arial" w:eastAsia="Arial" w:hAnsi="Arial"/>
                 <w:i w:val="false"/>
                 <w:iCs w:val="false"/>
-                <w:color w:val="FFFFFF"/>
+                <w:color w:val="1A1A1A"/>
                 <w:sz w:val="14"/>
                 <w:szCs w:val="14"/>
               </w:rPr>
@@ -3366,7 +3366,7 @@
         <w:tc>
           <w:tcPr>
             <w:tcW w:type="pct" w:w="11%"/>
-            <w:shd w:fill="005AAA" w:val="clear"/>
+            <w:shd w:fill="E8E8E8" w:val="clear"/>
             <w:tcMar>
               <w:top w:type="dxa" w:w="85"/>
               <w:left w:type="dxa" w:w="105"/>
@@ -3387,7 +3387,7 @@
                 <w:bCs/>
                 <w:i w:val="false"/>
                 <w:iCs w:val="false"/>
-                <w:color w:val="FFFFFF"/>
+                <w:color w:val="1A1A1A"/>
                 <w:sz w:val="16"/>
                 <w:szCs w:val="16"/>
               </w:rPr>
@@ -3401,7 +3401,7 @@
                 <w:rFonts w:ascii="Arial" w:cs="Arial" w:eastAsia="Arial" w:hAnsi="Arial"/>
                 <w:i w:val="false"/>
                 <w:iCs w:val="false"/>
-                <w:color w:val="FFFFFF"/>
+                <w:color w:val="1A1A1A"/>
                 <w:sz w:val="14"/>
                 <w:szCs w:val="14"/>
               </w:rPr>
@@ -3412,7 +3412,7 @@
         <w:tc>
           <w:tcPr>
             <w:tcW w:type="pct" w:w="24%"/>
-            <w:shd w:fill="005AAA" w:val="clear"/>
+            <w:shd w:fill="E8E8E8" w:val="clear"/>
             <w:tcMar>
               <w:top w:type="dxa" w:w="85"/>
               <w:left w:type="dxa" w:w="105"/>
@@ -3433,7 +3433,7 @@
                 <w:bCs/>
                 <w:i w:val="false"/>
                 <w:iCs w:val="false"/>
-                <w:color w:val="FFFFFF"/>
+                <w:color w:val="1A1A1A"/>
                 <w:sz w:val="16"/>
                 <w:szCs w:val="16"/>
               </w:rPr>
@@ -3444,7 +3444,7 @@
       </w:tr>
       <w:tr>
         <w:trPr>
-          <w:trHeight w:val="480" w:hRule="atLeast"/>
+          <w:trHeight w:val="864" w:hRule="atLeast"/>
         </w:trPr>
         <w:tc>
           <w:tcPr>
@@ -3594,7 +3594,7 @@
       </w:tr>
       <w:tr>
         <w:trPr>
-          <w:trHeight w:val="480" w:hRule="atLeast"/>
+          <w:trHeight w:val="864" w:hRule="atLeast"/>
         </w:trPr>
         <w:tc>
           <w:tcPr>
@@ -3744,7 +3744,7 @@
       </w:tr>
       <w:tr>
         <w:trPr>
-          <w:trHeight w:val="480" w:hRule="atLeast"/>
+          <w:trHeight w:val="864" w:hRule="atLeast"/>
         </w:trPr>
         <w:tc>
           <w:tcPr>
@@ -3894,7 +3894,7 @@
       </w:tr>
       <w:tr>
         <w:trPr>
-          <w:trHeight w:val="480" w:hRule="atLeast"/>
+          <w:trHeight w:val="864" w:hRule="atLeast"/>
         </w:trPr>
         <w:tc>
           <w:tcPr>
@@ -4044,7 +4044,7 @@
       </w:tr>
       <w:tr>
         <w:trPr>
-          <w:trHeight w:val="480" w:hRule="atLeast"/>
+          <w:trHeight w:val="864" w:hRule="atLeast"/>
         </w:trPr>
         <w:tc>
           <w:tcPr>
@@ -4194,7 +4194,7 @@
       </w:tr>
       <w:tr>
         <w:trPr>
-          <w:trHeight w:val="480" w:hRule="atLeast"/>
+          <w:trHeight w:val="864" w:hRule="atLeast"/>
         </w:trPr>
         <w:tc>
           <w:tcPr>
@@ -4476,7 +4476,7 @@
       </w:tr>
       <w:tr>
         <w:trPr>
-          <w:trHeight w:val="1700" w:hRule="atLeast"/>
+          <w:trHeight w:val="1954" w:hRule="atLeast"/>
         </w:trPr>
         <w:tc>
           <w:tcPr>
@@ -4533,7 +4533,7 @@
                 <w:bCs/>
                 <w:i w:val="false"/>
                 <w:iCs w:val="false"/>
-                <w:color w:val="005AAA"/>
+                <w:color w:val="1A1A1A"/>
                 <w:sz w:val="17"/>
                 <w:szCs w:val="17"/>
               </w:rPr>
@@ -4558,7 +4558,7 @@
         <w:tc>
           <w:tcPr>
             <w:tcW w:type="pct" w:w="43%"/>
-            <w:shd w:fill="002C5F" w:val="clear"/>
+            <w:shd w:fill="D9D9D9" w:val="clear"/>
             <w:tcMar>
               <w:top w:type="dxa" w:w="85"/>
               <w:left w:type="dxa" w:w="105"/>
@@ -4578,7 +4578,7 @@
                 <w:bCs/>
                 <w:i w:val="false"/>
                 <w:iCs w:val="false"/>
-                <w:color w:val="FFFFFF"/>
+                <w:color w:val="1A1A1A"/>
                 <w:sz w:val="17"/>
                 <w:szCs w:val="17"/>
               </w:rPr>
@@ -4592,7 +4592,7 @@
                 <w:rFonts w:ascii="Arial" w:cs="Arial" w:eastAsia="Arial" w:hAnsi="Arial"/>
                 <w:i/>
                 <w:iCs/>
-                <w:color w:val="FFFFFF"/>
+                <w:color w:val="1A1A1A"/>
                 <w:sz w:val="14"/>
                 <w:szCs w:val="14"/>
               </w:rPr>
@@ -4603,7 +4603,7 @@
       </w:tr>
       <w:tr>
         <w:trPr>
-          <w:trHeight w:val="1700" w:hRule="atLeast"/>
+          <w:trHeight w:val="1954" w:hRule="atLeast"/>
         </w:trPr>
         <w:tc>
           <w:tcPr>
@@ -4660,7 +4660,7 @@
                 <w:bCs/>
                 <w:i w:val="false"/>
                 <w:iCs w:val="false"/>
-                <w:color w:val="005AAA"/>
+                <w:color w:val="1A1A1A"/>
                 <w:sz w:val="17"/>
                 <w:szCs w:val="17"/>
               </w:rPr>
@@ -4705,7 +4705,7 @@
                 <w:bCs/>
                 <w:i w:val="false"/>
                 <w:iCs w:val="false"/>
-                <w:color w:val="005AAA"/>
+                <w:color w:val="1A1A1A"/>
                 <w:sz w:val="17"/>
                 <w:szCs w:val="17"/>
               </w:rPr>
@@ -4769,7 +4769,7 @@
         <w:tc>
           <w:tcPr>
             <w:tcW w:type="pct" w:w="46%"/>
-            <w:shd w:fill="005AAA" w:val="clear"/>
+            <w:shd w:fill="E8E8E8" w:val="clear"/>
             <w:tcMar>
               <w:top w:type="dxa" w:w="85"/>
               <w:left w:type="dxa" w:w="105"/>
@@ -4790,7 +4790,7 @@
                 <w:bCs/>
                 <w:i w:val="false"/>
                 <w:iCs w:val="false"/>
-                <w:color w:val="FFFFFF"/>
+                <w:color w:val="1A1A1A"/>
                 <w:sz w:val="16"/>
                 <w:szCs w:val="16"/>
               </w:rPr>
@@ -4801,7 +4801,7 @@
         <w:tc>
           <w:tcPr>
             <w:tcW w:type="pct" w:w="34%"/>
-            <w:shd w:fill="005AAA" w:val="clear"/>
+            <w:shd w:fill="E8E8E8" w:val="clear"/>
             <w:tcMar>
               <w:top w:type="dxa" w:w="85"/>
               <w:left w:type="dxa" w:w="105"/>
@@ -4822,7 +4822,7 @@
                 <w:bCs/>
                 <w:i w:val="false"/>
                 <w:iCs w:val="false"/>
-                <w:color w:val="FFFFFF"/>
+                <w:color w:val="1A1A1A"/>
                 <w:sz w:val="16"/>
                 <w:szCs w:val="16"/>
               </w:rPr>
@@ -4833,7 +4833,7 @@
         <w:tc>
           <w:tcPr>
             <w:tcW w:type="pct" w:w="20%"/>
-            <w:shd w:fill="005AAA" w:val="clear"/>
+            <w:shd w:fill="E8E8E8" w:val="clear"/>
             <w:tcMar>
               <w:top w:type="dxa" w:w="85"/>
               <w:left w:type="dxa" w:w="105"/>
@@ -4854,7 +4854,7 @@
                 <w:bCs/>
                 <w:i w:val="false"/>
                 <w:iCs w:val="false"/>
-                <w:color w:val="FFFFFF"/>
+                <w:color w:val="1A1A1A"/>
                 <w:sz w:val="16"/>
                 <w:szCs w:val="16"/>
               </w:rPr>
@@ -4865,7 +4865,7 @@
       </w:tr>
       <w:tr>
         <w:trPr>
-          <w:trHeight w:val="400" w:hRule="atLeast"/>
+          <w:trHeight w:val="720" w:hRule="atLeast"/>
         </w:trPr>
         <w:tc>
           <w:tcPr>
@@ -4957,7 +4957,7 @@
       </w:tr>
       <w:tr>
         <w:trPr>
-          <w:trHeight w:val="400" w:hRule="atLeast"/>
+          <w:trHeight w:val="720" w:hRule="atLeast"/>
         </w:trPr>
         <w:tc>
           <w:tcPr>
@@ -5049,7 +5049,7 @@
       </w:tr>
       <w:tr>
         <w:trPr>
-          <w:trHeight w:val="400" w:hRule="atLeast"/>
+          <w:trHeight w:val="720" w:hRule="atLeast"/>
         </w:trPr>
         <w:tc>
           <w:tcPr>
@@ -5141,7 +5141,7 @@
       </w:tr>
       <w:tr>
         <w:trPr>
-          <w:trHeight w:val="400" w:hRule="atLeast"/>
+          <w:trHeight w:val="720" w:hRule="atLeast"/>
         </w:trPr>
         <w:tc>
           <w:tcPr>
@@ -5271,7 +5271,7 @@
         <w:tc>
           <w:tcPr>
             <w:tcW w:type="pct" w:w="38%"/>
-            <w:shd w:fill="005AAA" w:val="clear"/>
+            <w:shd w:fill="E8E8E8" w:val="clear"/>
             <w:tcMar>
               <w:top w:type="dxa" w:w="85"/>
               <w:left w:type="dxa" w:w="105"/>
@@ -5292,7 +5292,7 @@
                 <w:bCs/>
                 <w:i w:val="false"/>
                 <w:iCs w:val="false"/>
-                <w:color w:val="FFFFFF"/>
+                <w:color w:val="1A1A1A"/>
                 <w:sz w:val="16"/>
                 <w:szCs w:val="16"/>
               </w:rPr>
@@ -5303,7 +5303,7 @@
         <w:tc>
           <w:tcPr>
             <w:tcW w:type="pct" w:w="62%"/>
-            <w:shd w:fill="005AAA" w:val="clear"/>
+            <w:shd w:fill="E8E8E8" w:val="clear"/>
             <w:tcMar>
               <w:top w:type="dxa" w:w="85"/>
               <w:left w:type="dxa" w:w="105"/>
@@ -5324,7 +5324,7 @@
                 <w:bCs/>
                 <w:i w:val="false"/>
                 <w:iCs w:val="false"/>
-                <w:color w:val="FFFFFF"/>
+                <w:color w:val="1A1A1A"/>
                 <w:sz w:val="16"/>
                 <w:szCs w:val="16"/>
               </w:rPr>
@@ -5335,7 +5335,7 @@
       </w:tr>
       <w:tr>
         <w:trPr>
-          <w:trHeight w:val="470" w:hRule="atLeast"/>
+          <w:trHeight w:val="846" w:hRule="atLeast"/>
         </w:trPr>
         <w:tc>
           <w:tcPr>
@@ -5398,7 +5398,7 @@
       </w:tr>
       <w:tr>
         <w:trPr>
-          <w:trHeight w:val="470" w:hRule="atLeast"/>
+          <w:trHeight w:val="846" w:hRule="atLeast"/>
         </w:trPr>
         <w:tc>
           <w:tcPr>
@@ -5461,7 +5461,7 @@
       </w:tr>
       <w:tr>
         <w:trPr>
-          <w:trHeight w:val="470" w:hRule="atLeast"/>
+          <w:trHeight w:val="846" w:hRule="atLeast"/>
         </w:trPr>
         <w:tc>
           <w:tcPr>
@@ -5524,7 +5524,7 @@
       </w:tr>
       <w:tr>
         <w:trPr>
-          <w:trHeight w:val="470" w:hRule="atLeast"/>
+          <w:trHeight w:val="846" w:hRule="atLeast"/>
         </w:trPr>
         <w:tc>
           <w:tcPr>
